--- a/Diva.docx
+++ b/Diva.docx
@@ -1284,7 +1284,7 @@
     </w:p>
     <w:p>
       <w:r>
-        <w:t>You can change the theme with this switch to one of several sets of folders, White, Black, or Custom.</w:t>
+        <w:t>You can change the theme with this switch to one of several sets of folders, White, Black, Modern, or Custom.</w:t>
       </w:r>
     </w:p>
     <w:p>
@@ -1375,7 +1375,7 @@
         <w:t>,</w:t>
       </w:r>
       <w:r>
-        <w:t xml:space="preserve"> your changes to the -Black, -White or WifiPages folders will </w:t>
+        <w:t xml:space="preserve"> your changes to the -Black, -White, -Modern or WifiPages folders will </w:t>
       </w:r>
       <w:r>
         <w:t>be</w:t>
